--- a/Advanced Reactor Materials/Fall2026/Exam1.docx
+++ b/Advanced Reactor Materials/Fall2026/Exam1.docx
@@ -87,13 +87,6 @@
     </w:p>
     <w:p>
       <w:pPr>
-        <w:rPr>
-          <w:rFonts w:ascii="Times New Roman" w:eastAsia="Times New Roman" w:hAnsi="Times New Roman" w:cs="Times New Roman"/>
-        </w:rPr>
-      </w:pPr>
-    </w:p>
-    <w:p>
-      <w:pPr>
         <w:pStyle w:val="ListParagraph"/>
         <w:numPr>
           <w:ilvl w:val="0"/>
@@ -194,19 +187,7 @@
         <w:rPr>
           <w:rFonts w:ascii="Times New Roman" w:eastAsia="Times New Roman" w:hAnsi="Times New Roman" w:cs="Times New Roman"/>
         </w:rPr>
-        <w:t>Discuss fission product chemistry in the fuel kernel. (</w:t>
-      </w:r>
-      <w:r>
-        <w:rPr>
-          <w:rFonts w:ascii="Times New Roman" w:eastAsia="Times New Roman" w:hAnsi="Times New Roman" w:cs="Times New Roman"/>
-        </w:rPr>
-        <w:t>8</w:t>
-      </w:r>
-      <w:r>
-        <w:rPr>
-          <w:rFonts w:ascii="Times New Roman" w:eastAsia="Times New Roman" w:hAnsi="Times New Roman" w:cs="Times New Roman"/>
-        </w:rPr>
-        <w:t xml:space="preserve"> pts)</w:t>
+        <w:t>Discuss fission product chemistry in the fuel kernel. (8 pts)</w:t>
       </w:r>
     </w:p>
     <w:p>
